--- a/arb/docx/11.content.docx
+++ b/arb/docx/11.content.docx
@@ -147,13 +147,6 @@
         <w:rPr>
           <w:lang w:val="ar_AE" w:bidi="ar_AE"/>
         </w:rPr>
-      </w:r>
-      <w:r>
-        <w:rPr>
-          <w:i/>
-          <w:lang w:val="ar_AE" w:bidi="ar_AE"/>
-        </w:rPr>
-        <w:t>١ ملوك ١: ١, ١ ملوك ١: ٤, ١ ملوك ١: ٥, ١ ملوك ١: ٦, ١ ملوك ١: ٧, ١ ملوك ١: ٩–١٠, ١ ملوك ١: ١١–١٢, ١ ملوك ١: ١٣, ١ ملوك ١: ١٧, ١ ملوك ١: ١٨–١٩, ١ ملوك ١: ٢١, ١ ملوك ١: ٢٤, ١ ملوك ١: ٢٤–٢٥, الملوك الأول 1: 29–30, ١ ملوك ١: ٣٢–٣٣, ١ ملوك ١: ٣٩–٤٠, ١ ملوك ١: ٥١, ١ ملوك ١: ٥٣, ١ ملوك ٢: ٣, ١ ملوك ٢: ٤, ١ ملوك ٢: ٦, ١ ملوك ٢: ٧, ١ ملوك ٢: ٨, ١ ملوك ٢: ٩, ١ ملوك ٢: ١١, ١ ملوك ٢: ١٥, ١ ملوك ٢: ١٦, ١ ملوك ٢: ٢١, ١ ملوك ٢: ٢٣, ١ ملوك ٢: ٢٥, ١ ملوك ٢: ٢٧, ١ ملوك ٢: ٢٨, ١ ملوك ٢: ٢٩, ١ ملوك ٢: ٣٠, ١ ملوك ٢ :٣١, ١ ملوك ٢: ٣٣, ١ ملوك ٢: ٣٥, ١ ملوك ٢: ٣٦, ١ ملوك ٢: ٣٧, ١ ملوك ٢: ٤٠, ١ ملوك ٢: ٤٤, ١ ملوك ٢: ٤٦, ١ ملوك ٣: ١, ١ ملوك ٣: ٣, ١ ملوك ٣: ٤, ١ ملوك ٣: ٥, ١ ملوك ٣: ٩, ١ ملوك ٣: ١٠, ١ ملوك ٣: ١٢, ١ ملوك ٣: ١٣, ١ ملوك ٣: ١٤, ١ ملوك ٣: ١٥, ١ ملوك ٣: ١٦, ١ ملوك ٣: ٢٠, ١ ملوك ٣: ٢٥, ١ ملوك ٣: ٢٦, ١ ملوك ٣: ٢٧, ١ ملوك ٣: ٢٨, ١ ملوك ٤: ١, ١ ملوك ٤: ٥, ١ ملوك ٤: ٧, ١ ملوك ٤: ٢٠, ١ ملوك ٤: ٢١, ١ ملوك ٤: ٢٢–٢٣, ١ ملوك ٤: ٢٥, ١ ملوك ٤: ٢٦, ١ ملوك ٤: ٢٨, ١ ملوك ٤: ٢٩, ١ ملوك ٤: ٣١, ١ ملوك ٤:٣٢, ١ ملوك ٤: ٣٤, الملوك الأول 5: 1, ١ ملوك ٥: ٣, ١ ملوك ٥: ٥, ١ ملوك ٥: ٦, ١ ملوك ٥: ٧, ١ ملوك ٥: ٨, ١ ملوك ٥: ٩, ١ ملوك ٥: ٩ (#٢), ١ ملوك ٥: ١١, ١ ملوك ٥: ١٢, ١ ملوك ٥: ١٣, ١ ملوك ٥: ١٤, ١ ملوك ٥: ١٦, ١ ملوك ٥: ١٧, ١ ملوك ٦: ١, ١ ملوك ٦: ٢, ١ ملوك ٦: ٤, ١ ملوك ٦: ٧, ١ ملوك ٦: ٩, ١ ملوك ٦: ١٠, ١ ملوك ٦: ١٣, ١ ملوك ٦: ١٥, ١ ملوك ٦: ١٧, ١ ملوك ٦: ١٩, ١ ملوك ٦:٢٢, ١ ملوك ٦: ٢٣, ١ ملوك ٦: ٢٧, ١ ملوك ٦: ٢٩, ١ ملوك ٦: ٣١, ١ ملوك ٦: ٣٨, ١ ملوك ٧: ١, ١ ملوك ٧: ٢, ١ ملوك ٧: ٦, ١ ملوك ٧: ٧, ١ ملوك ٧: ٨, ١ ملوك ٧: ١٠, ١ ملوك ٧: ١٢, ١ ملوك ٧: ١٤, ١ ملوك ٧: ١٥, ١ ملوك ٧: ٢٠, ١ ملوك ٧: ٢٥, ١ ملوك ٧: ٢٧, ١ ملوك ٧: ٣٣, ١ ملوك ٧: ٣٨, ١ ملوك ٧: ٤٠, ١ ملوك ٧: ٤٢, ١ ملوك ٧: ٤٨, ١ ملوك ٧: ٥١, ١ ملوك ٨: ١, ١ ملوك ٨: ٢, ١ ملوك ٨: ٣, ١ ملوك ٨: ٥, ١ ملوك ٨: ٦, ١ ملوك ٨: ١١, ١ ملوك ٨: ١٤, ١ ملوك ٨: ١٩, ١ ملوك ٨: ٢٢, ١ ملوك ٨: ٢٦, ١ ملوك ٨: ٢٩, ١ ملوك ٨: ٣٠, ١ ملوك ٨: ٣٢, ١ ملوك ٨: ٣٣, ١ ملوك ٨: ٣٥, ١ ملوك ٨: ٤٠, ١ ملوك ٨: ٤١, ١ ملوك ٨: ٤٣, ١ ملوك ٨: ٤٦, ١ ملوك ٨: ٤٧, ١ ملوك ٨: ٤٨, ١ ملوك ٨: ٥٠, ١ ملوك ٨: ٥١, 1 ملوك 8: 52, ١ ملوك ٨: ٥٣, ١ ملوك ٨: ٥٥, ١ ملوك ٨: ٦٠, ١ ملوك ٨: ٦١, ١ ملوك ٨: ٦٢, ١ ملوك ٨: ٦٣, ١ ملوك ٨: ٦٤, ١ ملوك ٨: ٦٦, ١ ملوك ٩: ٢, ١ ملوك ٩: ٣, ١ ملوك ٩: ٤, ١ ملوك ٩: ٥, ١ ملوك ٩: ٧, ١ ملوك ٩: ٨, ١ ملوك ٩: ٩, ١ ملوك ٩: ١٠, ١ ملوك ٩: ١١, ١ ملوك ٩: ١٢, ١ ملوك ٩: ١٣, ١ ملوك ٩: ١٤, ١ ملوك ٩: ١٥, ١ ملوك ٩: ١٦, ١ ملوك ٩: ١٧, ١ ملوك ٩: ٢١, ١ ملوك ٩: ٢٢, ١ ملوك ٩: ٢٣, ١ ملوك ٩ :٢٥, ١ ملوك ٩: ٢٦, ١ ملوك ٩: ٢٨, ١ ملوك ١٠: ١, ١ ملوك ١٠: ٢, ١ ملوك ١٠: ٣, ١ ملوك ١٠: ٥, ١ ملوك ١٠: ٧, ١ ملوك ١٠: ٨, ١ ملوك ١٠: ٩, ١ ملوك ١٠: ١٠, ١ ملوك ١٠: ١١, ١ ملوك ١٠: ١٢, ١ ملوك ١٠: ١٣, ١ ملوك ١٠: ١٤, ١ ملوك ١٠: ١٥, ١ ملوك ١٠: ١٦, ١ ملوك ١٠: ١٧, ١ ملوك ١٠: ١٨, ١ ملوك ١٠: ١٩, ١ ملوك ١٠: ٢٠, ١ ملوك ١٠: ٢١, ١ ملوك ١٠: ٢٢, ١ ملوك ١٠: ٢٤, ١ ملوك ١٠: ٢٥, ١ ملوك ١٠: ٢٦, ١ ملوك ١٠: ٢٧, ١ ملوك ١٠: ٢٨, ١ ملوك ١٠: ٢٩, ١ ملوك ١١: ١, ١ ملوك ١١: ٢, ١ ملوك ١١: ٣, ١ ملوك ١١: ٤, ١ ملوك ١١: ٥, ١ ملوك ١١: ٦, ١ ملوك ١١: ٧, ١ ملوك ١١: ٨, ١ ملوك ١١: ٩, ١ ملوك ١١: ١٠, ١ ملوك ١١: ١١, ١ ملوك ١١: ١٣, ١ ملوك ١١: ١٤, ١ ملوك ١١: ١٥, ١ ملوك ١١: ١٦, ١ ملوك ١١: ١٧, ١ ملوك ١١: ١٩, ١ ملوك ١١: ٢٠, ١ ملوك ١١: ٢١, ١ ملوك ١١: ٢٣, ١ ملوك ١١: ٢٤, ١ ملوك ١١: ٢٥, ١ ملوك ١١: ٢٦, ١ ملوك ١١: ٢٧, ١ ملوك ١١: ٢٨, ١ ملوك ١١: ٢٩, ١ ملوك ١١: ٣٠, ١ ملوك ١١: ٣١, ١ ملوك ١١: ٣٢, ١ ملوك ١١: ٣٤, ١ ملوك ١١: ٣٦, ١ ملوك ١١: ٣٨, ١ ملوك ١١: ٤٠, ١ ملوك ١١: ٤٢, ١ ملوك ١١: ٤٣, ١ ملوك ١٢: ١, ١ ملوك ١٢: ٣, ١ ملوك ١٢: ٤, ١ ملوك ١٢: ٥, ١ ملوك ١٢: ٦, ١ ملوك ١٢: ٧, ١ ملوك ١٢: ٨, ١ ملوك ١٢: ١٠, ١ ملوك ١٢: ١١, ١ ملوك ١٢: ١٢, ١ ملوك ١٢: ١٣, ١ ملوك ١٢: ١٤, ١ ملوك ١٢: ١٥, ١ ملوك ١٢: ١٦, ١ ملوك ١٢: ١٧, ١ ملوك ١٢: ١٨, ١ ملوك ١٢: ٢٠, ١ ملوك ١٢: ٢١, ١ ملوك ١٢: ٢٢, ١ ملوك ١٢: ٢٤, ١ ملوك ١٢: ٢٥, ١ ملوك ١٢: ٢٦, ١ ملوك ١٢: ٢٧, ١ ملوك ١٢: ٢٨, ١ ملوك ١٢: ٢٩, ١ ملوك ١٢: ٣١, ١ ملوك ١٢: ٣٢, ١ ملوك ١٢: ٣٣, ١ ملوك ١٣: ١, ١ ملوك ١٣: ٢, ١ ملوك ١٣: ٣, ١ ملوك ١٣: ٤, ١ ملوك ١٣: ٥, ١ ملوك ١٣: ٦, ١ ملوك ١٣: ٧, ١ ملوك ١٣: ٨, ١ ملوك ١٣: ١٠, ١ ملوك ١٣: ١١, ١ ملوك ١٣: ١٢, ١ ملوك ١٣: ١٣, ١ ملوك ١٣: ١٥, ١ ملوك ١٣: ١٦, ١ ملوك ١٣: ١٧, ١ ملوك ١٣: ١٩, ١ ملوك ١٣: ٢٠, ١ ملوك ١٣: ٢٢, ١ ملوك ١٣: ٢٣, ١ ملوك ١٣: ٢٤, ١ ملوك ١٣: ٢٥, ١ ملوك ١٣: ٢٦, ١ ملوك ١٣: ٢٨, ١ ملوك ١٣: ٣٠, ١ ملوك ١٣: ٣١, ١ ملوك ١٣: ٣٤, ١ ملوك ١٤: ١, ١ ملوك ١٤: ٢, ١ ملوك ١٤ :٣, ١ ملوك ١٤: ٤, ١ ملوك ١٤: ٥, ١ ملوك ١٤: ٦, ١ ملوك ١٤: ٨, ١ ملوك ١٤: ٩, ١ ملوك ١٤: ١٠, ١ ملوك ١٤: ١١, ١ ملوك ١٤: ١٣, ١ ملوك ١٤: ١٥, ١ ملوك ١٤: ١٦, ١ ملوك ١٤: ١٧, ١ ملوك ١٤: ١٨, ١ ملوك ١٤: ١٩, ١ ملوك ١٤: ٢٠, ١ ملوك ١٤: ٢١, ١ ملوك ١٤: ٢٢, ١ ملوك ١٤: ٢٣, ١ ملوك ١٤: ٢٤, ١ ملوك ١٤: ٢٥, ١ ملوك ١٤: ٢٦, ١ ملوك ١٤: ٢٧, ١ ملوك ١٤: ٢٨, ١ ملوك ١٤: ٢٩, ١ ملوك ١٤: ٣١, ١ ملوك ١٥: ١, ١ ملوك ١٥: ٢, ١ ملوك ١٥: ٣, ١ ملوك ١٥: ٤, ١ ملوك ١٥: ٥, ١ ملوك ١٥: ٦, ١ ملوك ١٥: ٨, ١ ملوك ١٥: ٩, ١ ملوك ١٥: ١٠, ١ ملوك ١٥: ١١, ١ ملوك ١٥: ١٢, ١ ملوك ١٥: ١٣, ١ ملوك ١٥: ١٤, ١ ملوك ١٥: ١٥, ١ ملوك ١٥: ١٦, ١ ملوك ١٥ :١٧, ١ ملوك ١٥: ١٨, ١ ملوك ١٥: ١٩, ١ ملوك ١٥: ٢٠, ١ ملوك ١٥: ٢١, ١ ملوك ١٥: ٢٢, ١ ملوك ١٥: ٢٣, ١ ملوك ١٥: ٢٤, ١ ملوك ١٥: ٢٥, ١ ملوك ١٥: ٢٦, ١ ملوك ١٥: ٢٧, ١ ملوك ١٥: ٢٩, ١ ملوك ١٥: ٣١, ١ ملوك ١٥: ٣٣, ١ ملوك ١٥: ٣٤, ١ ملوك ١٦: ٢, ١ ملوك ١٦: ٤, ١ ملوك ١٦: ٧, ١ ملوك ١٦: ٩–١٠, ١ ملوك ١٦: ١١, ١ ملوك ١٦: ١٥, ١ ملوك ١٦: ١٨, ١ ملوك ١٦: ٢١, ١ ملوك ١٦: ٢٤, ١ ملوك ١٦: ٢٨, ١ ملوك ١٦: ٣٢, ١ ملوك ١٦: ٣٤, ١ ملوك ١٧: ١, ١ ملوك ١٧: ٤, ١ ملوك ١٧: ٧, ١ ملوك ١٧: ٨–١٠, ١ ملوك ١٧: ١٢, ١ ملوك ١٧: ١٤, ١ ملوك ١٧: ١٧, ١ ملوك ١٧: ٢١, ١ ملوك ١٧: ٢٢–٢٣, ١ ملوك ١٨: ١–٢, ١ ملوك ١٨: ٣–٤, ١ ملوك ١٨: ٥–٦, ١ ملوك ١٨: ٧–٨, ١ ملوك ١٨: ٩–١١, ١ ملوك ١٨: ١٢, ١ ملوك ١٨: ١٤–١٥, ١ ملوك ١٨: ١٦–١٧, ١ ملوك ١٨: ١٨, ١ ملوك ١٨: ١٩, ١ ملوك ١٨: ٢١, ١ ملوك ١٨: ٢٢–٢٤, ١ ملوك ١٨: ٢٦, ١ ملوك ١٨: ٢٨, ١ ملوك ١٨: ٢٩, ١ ملوك ١٨: ٣٠–٣٢, ١ ملوك ١٨: ٣٢, ١ ملوك ١٨: ٣٣–٣٤, ١ ملوك ١٨: ٣٨–٣٩, ١ ملوك ١٨: ٤٠, ١ ملوك ١٨: ٤٣–٤٤, ١ ملوك ١٨: ٤٤, ١ ملوك ١٨: ٤٦, ١ ملوك ١٩: ١–٢, ١ ملوك ١٩: ٣, ١ ملوك ١٩: ٤, ١ ملوك ١٩: ٥, ١ ملوك ١٩: ٦, ١ ملوك ١٩: ٨, ١ ملوك ١٩: ٩–١٠, ١ ملوك ١٩: ١٥–١٦, ١ ملوك ١٩: ١٨, ١ ملوك ١٩: ١٩–٢٠, ١ ملوك ٢٠: ١–٢, 1 ملوك 20: 4–6, ١ ملوك ٢٠: ٧–٨, ١ ملوك ٢٠: ٩, ١ ملوك ٢٠: ١٠, ١ ملوك ٢٠: ١١–١٢, ١ ملوك ٢٠: ١٣–١٥, ١ ملوك ٢٠: ١٦–١٧, ١ ملوك ٢٠: ٢٠–٢١, ١ ملوك ٢٠: ٢٢, ١ ملوك ٢٠: ٢٣, ١ ملوك ٢٠: ٢٦, ١ ملوك ٢٠: ٢٨, ١ ملوك ٢٠: ٢٩–٣٠, ١ ملوك ٢٠: ٣١–٣٢, ١ ملوك ٢٠: ٣٣–٣٤, ١ ملوك ٢٠: ٣٥–٣٦, ١ ملوك ٢٠: ٣٧–٣٨, ١ ملوك ٢٠: ٣٩–٤٠, 1 ملوك 20: 41–43, ١ ملوك ٢١: ١–٢, ١ ملوك ٢١: ٢, ١ ملوك ٢١: ٣, ١ ملوك ٢١: ٤, ١ ملوك ٢١: ٧, ١ ملوك ٢١: ١٠, 1 ملوك 21: 10 (#2), ١ ملوك ٢١: ١٧, ١ ملوك ٢١: ١٨, ١ ملوك ٢١: ١٩, ١ ملوك ٢١: ٢٢, ١ ملوك ٢١: ٢٣, ١ ملوك ٢١: ٢٧, ١ ملوك ٢١: ٢٩, ١ ملوك ٢٢: ١, ١ ملوك ٢٢: ٢, ١ ملوك ٢٢: ٤, ١ ملوك ٢٢: ٦, ١ ملوك ٢٢: ٩, ١ ملوك ٢٢: ١٢, ١ ملوك ٢٢: ١٥, ١ ملوك ٢٢: ١٧, ١ ملوك ٢٢ : ٢١–٢٣, ١ ملوك ٢٢: ٢٦–٢٧, ١ ملوك ٢٢: ٣٠, ١ ملوك ٢٢: ٣٤, ١ ملوك ٢٢: ٣٧, ١ ملوك ٢٢: ٤٠, ١ ملوك ٢٢: ٤٢, ١ ملوك ٢٢: ٤٣, ١ ملوك ٢٢: ٥٢</w:t>
       </w:r>
       <w:r>
         <w:rPr>

--- a/arb/docx/11.content.docx
+++ b/arb/docx/11.content.docx
@@ -132,21 +132,6 @@
           <w:lang w:val="ar_AE" w:bidi="ar_AE"/>
         </w:rPr>
         <w:t>1KI</w:t>
-      </w:r>
-      <w:r>
-        <w:rPr>
-          <w:lang w:val="ar_AE" w:bidi="ar_AE"/>
-        </w:rPr>
-      </w:r>
-    </w:p>
-    <w:p>
-      <w:pPr>
-        <w:bidi/>
-      </w:pPr>
-      <w:r>
-        <w:rPr>
-          <w:lang w:val="ar_AE" w:bidi="ar_AE"/>
-        </w:rPr>
       </w:r>
       <w:r>
         <w:rPr>

--- a/arb/docx/11.content.docx
+++ b/arb/docx/11.content.docx
@@ -22,7 +22,7 @@
         <w:rPr>
           <w:lang w:val="ar_AE" w:bidi="ar_AE"/>
         </w:rPr>
-        <w:t>Resource: أسئلة الترجمة (unfoldingWord)</w:t>
+        <w:t>Resource: unfoldingWord® Translation Questions</w:t>
       </w:r>
       <w:r>
         <w:rPr>
@@ -91,7 +91,7 @@
         <w:rPr>
           <w:lang w:val="ar_AE" w:bidi="ar_AE"/>
         </w:rPr>
-        <w:t>أسئلة الترجمة (unfoldingWord)</w:t>
+        <w:t>unfoldingWord® Translation Questions</w:t>
       </w:r>
     </w:p>
     <w:p>
